--- a/testakten/bgb-at-altfraenkische-werkstatt/04_vollmacht_werkstattbedarf.docx
+++ b/testakten/bgb-at-altfraenkische-werkstatt/04_vollmacht_werkstattbedarf.docx
@@ -45,7 +45,7 @@
         <w:jc w:val="left"/>
       </w:pPr>
       <w:r>
-        <w:t>E-Mail kontakt@rabenhaupt-werkstatt.example</w:t>
+        <w:t>E-Mail kontakt@rabenhaupt-werkstatt.de</w:t>
       </w:r>
     </w:p>
     <w:p>
